--- a/data/cvs/cv_202_Zone___Co_Software_Developer__Solution_7.docx
+++ b/data/cvs/cv_202_Zone___Co_Software_Developer__Solution_7.docx
@@ -86,7 +86,7 @@
         <w:rPr>
           <w:sz w:val="20"/>
         </w:rPr>
-        <w:t>Full Stack Developer with a focus on AI-driven solutions, currently at Copy Cat Group. I build and maintain scalable applications, integrating AI automation features and APIs. My recent work includes live SAP API integrations, AI-powered tender scraping, and comprehensive system design documentation. I have a strong background in data annotation and AI model evaluation, with experience in multilingual and multimodal datasets.</w:t>
+        <w:t>Full Stack Developer with a focus on AI-driven solutions, currently building production systems at Copy Cat Group. I work across the entire stack, from Python backends and REST APIs to React frontends, with a strong foundation in data engineering and automation. Recent projects include an AI-powered tender scraping pipeline, SAP API integration, and system design documentation for enterprise architecture. Previously, I've delivered full-stack applications for enterprise clients, trained AI models through data annotation, and evaluated AI content for quality assurance.</w:t>
       </w:r>
     </w:p>
     <w:p>
@@ -227,7 +227,7 @@
         <w:rPr>
           <w:sz w:val="20"/>
         </w:rPr>
-        <w:t>Oracle Cloud, Google Cloud Platform, Git, CI/CD</w:t>
+        <w:t>Git, GitHub, Postman, VS Code, Jira, Trello, Slack, HubSpot, Figma, Docker, Oracle Cloud, Google Cloud Platform</w:t>
       </w:r>
     </w:p>
     <w:p>
@@ -245,7 +245,7 @@
         <w:rPr>
           <w:sz w:val="20"/>
         </w:rPr>
-        <w:t>Oracle NetSuite, .NET, NET framework, VBA, C#, VB.NET, T-SQL, Office Development, Excel COM add-ins, .ADO.NET, Relational Databases</w:t>
+        <w:t>Oracle NetSuite, .NET, VBA, C#, VB.NET, T-SQL, Office Development, Excel COM add-ins</w:t>
       </w:r>
     </w:p>
     <w:p>
@@ -263,7 +263,7 @@
         <w:rPr>
           <w:sz w:val="20"/>
         </w:rPr>
-        <w:t>unit tests, Agile, ERP systems, software development, testing, debugging, collaboration, technical leadership, product development, code reviews, best practices</w:t>
+        <w:t>.ADO.NET, Relational Databases, Unit Testing, Debugging, Agile, CI/CD, Software Developer, Software Development Architect</w:t>
       </w:r>
     </w:p>
     <w:p>
@@ -313,7 +313,7 @@
         <w:rPr>
           <w:sz w:val="20"/>
         </w:rPr>
-        <w:t>Integrating SAP APIs with an internal Credit Control System, automating processes for OA and IT business units.</w:t>
+        <w:t>Integrating SAP APIs with an internal Credit Control System for automated OA and IT processes.</w:t>
       </w:r>
     </w:p>
     <w:p>
@@ -337,7 +337,7 @@
         <w:rPr>
           <w:sz w:val="20"/>
         </w:rPr>
-        <w:t>Designing and prototyping an AI-powered tender scraping pipeline to automate tender opportunity discovery and processing.</w:t>
+        <w:t>Designing and prototyping an AI-powered tender scraping pipeline to automate tender discovery and processing.</w:t>
       </w:r>
     </w:p>
     <w:p>
@@ -407,7 +407,7 @@
         <w:rPr>
           <w:sz w:val="20"/>
         </w:rPr>
-        <w:t>Built and delivered full-stack solutions, including UI components and API optimisation, for diverse U.S. clients.</w:t>
+        <w:t>Building full-stack solutions for diverse clients, including UI components, optimised APIs, and CMS-based websites.</w:t>
       </w:r>
     </w:p>
     <w:p>
@@ -442,7 +442,7 @@
         <w:rPr>
           <w:sz w:val="20"/>
         </w:rPr>
-        <w:t>Performed intent detection, slot tagging, and utterance verification for health and agriculture AI systems.</w:t>
+        <w:t>Performing intent detection, slot tagging, and utterance verification for health and agriculture AI systems.</w:t>
       </w:r>
     </w:p>
     <w:p>
